--- a/docx/Parts/Part2.docx
+++ b/docx/Parts/Part2.docx
@@ -213,7 +213,7 @@
         <w:rPr>
           <w:color w:val="0000FF"/>
         </w:rPr>
-        <w:instrText xml:space="preserve"> REF _Numd19e4275 \h </w:instrText>
+        <w:instrText xml:space="preserve"> REF _Numd19e4597 \h </w:instrText>
       </w:r>
       <w:r>
         <w:fldChar w:fldCharType="separate"/>
@@ -259,7 +259,7 @@
         <w:rPr>
           <w:color w:val="0000FF"/>
         </w:rPr>
-        <w:instrText xml:space="preserve"> REF _Numd19e4288 \h </w:instrText>
+        <w:instrText xml:space="preserve"> REF _Numd19e4610 \h </w:instrText>
       </w:r>
       <w:r>
         <w:fldChar w:fldCharType="separate"/>
@@ -469,8 +469,8 @@
           <w:numId w:val="106"/>
         </w:numPr>
       </w:pPr>
-      <w:bookmarkStart w:id="18" w:name="_Tocd19e209"/>
-      <w:bookmarkStart w:id="17" w:name="_Refd19e209"/>
+      <w:bookmarkStart w:id="18" w:name="_Tocd19e211"/>
+      <w:bookmarkStart w:id="17" w:name="_Refd19e211"/>
       <w:r>
         <w:t>A word or a term, defined in this section, has the same meaning throughout this chapter (the Federal Acquisition Regulation (FAR)) unless the context in which the word or term is used clearly requires a different meaning or another FAR part, subpart, or section provides a different definition for the particular part or portion of the part. If a word or term that is defined in this section is defined differently in another part, subpart, or section of this chapter, the definition in this section includes a cross-reference to the other definitions and that part, subpart, or section applies to the word or term when used in that part, subpart, or section.</w:t>
       </w:r>
@@ -579,8 +579,8 @@
           <w:numId w:val="107"/>
         </w:numPr>
       </w:pPr>
-      <w:bookmarkStart w:id="20" w:name="_Tocd19e238"/>
-      <w:bookmarkStart w:id="19" w:name="_Refd19e238"/>
+      <w:bookmarkStart w:id="20" w:name="_Tocd19e241"/>
+      <w:bookmarkStart w:id="19" w:name="_Refd19e241"/>
       <w:r>
         <w:t/>
       </w:r>
@@ -588,16 +588,7 @@
         <w:t>(1)</w:t>
       </w:r>
       <w:r>
-        <w:t xml:space="preserve"> Management and professional support services, </w:t>
-      </w:r>
-      <w:r>
-        <w:rPr>
-          <w:i/>
-        </w:rPr>
-        <w:t>i.e.,</w:t>
-      </w:r>
-      <w:r>
-        <w:t xml:space="preserve"> contractual services that provide assistance, advice or training for the efficient and effective management and operation of organizations, activities (including management and support services for R&amp;D activities), or systems. These services are normally closely related to the basic responsibilities and mission of the agency originating the requirement for the acquisition of services by contract. Included are efforts that support or contribute to improved organization of program management, logistics management, project monitoring and reporting, data collection, budgeting, accounting, performance auditing, and administrative technical support for conferences and training programs.</w:t>
+        <w:t xml:space="preserve"> Management and professional support services, i.e., contractual services that provide assistance, advice or training for the efficient and effective management and operation of organizations, activities (including management and support services for R&amp;D activities), or systems. These services are normally closely related to the basic responsibilities and mission of the agency originating the requirement for the acquisition of services by contract. Included are efforts that support or contribute to improved organization of program management, logistics management, project monitoring and reporting, data collection, budgeting, accounting, performance auditing, and administrative technical support for conferences and training programs.</w:t>
       </w:r>
     </w:p>
     <w:p xmlns:tce="http://www.TCE.com">
@@ -616,16 +607,7 @@
         <w:t>(2)</w:t>
       </w:r>
       <w:r>
-        <w:t xml:space="preserve"> Studies, analyses and evaluations, </w:t>
-      </w:r>
-      <w:r>
-        <w:rPr>
-          <w:i/>
-        </w:rPr>
-        <w:t>i.e.,</w:t>
-      </w:r>
-      <w:r>
-        <w:t xml:space="preserve"> contracted services that provide organized, analytical assessments/evaluations in support of policy development, decision-making, management, or administration. Included are studies in support of R&amp;D activities. Also included are acquisitions of models, methodologies, and related software supporting studies, analyses or evaluations.</w:t>
+        <w:t xml:space="preserve"> Studies, analyses and evaluations, i.e., contracted services that provide organized, analytical assessments/evaluations in support of policy development, decision-making, management, or administration. Included are studies in support of R&amp;D activities. Also included are acquisitions of models, methodologies, and related software supporting studies, analyses or evaluations.</w:t>
       </w:r>
     </w:p>
     <w:p xmlns:tce="http://www.TCE.com">
@@ -644,16 +626,7 @@
         <w:t>(3)</w:t>
       </w:r>
       <w:r>
-        <w:t xml:space="preserve"> Engineering and technical services, </w:t>
-      </w:r>
-      <w:r>
-        <w:rPr>
-          <w:i/>
-        </w:rPr>
-        <w:t>i.e.,</w:t>
-      </w:r>
-      <w:r>
-        <w:t xml:space="preserve"> contractual services used to support the program office during the acquisition cycle by providing such services as systems engineering and technical direction (see 9.505-1(b)) to ensure the effective operation and maintenance of a weapon system or major system as defined in OMB Circular No.A-109 or to provide direct support of a weapon system that is essential to research, development, production, operation or maintenance of the system.</w:t>
+        <w:t xml:space="preserve"> Engineering and technical services, i.e., contractual services used to support the program office during the acquisition cycle by providing such services as systems engineering and technical direction (see 9.505-1(b)) to ensure the effective operation and maintenance of a weapon system or major system as defined in OMB Circular No.A-109 or to provide direct support of a weapon system that is essential to research, development, production, operation or maintenance of the system.</w:t>
       </w:r>
       <w:bookmarkEnd w:id="19"/>
       <w:bookmarkEnd w:id="20"/>
@@ -686,8 +659,8 @@
           <w:numId w:val="108"/>
         </w:numPr>
       </w:pPr>
-      <w:bookmarkStart w:id="22" w:name="_Tocd19e271"/>
-      <w:bookmarkStart w:id="21" w:name="_Refd19e271"/>
+      <w:bookmarkStart w:id="22" w:name="_Tocd19e269"/>
+      <w:bookmarkStart w:id="21" w:name="_Refd19e269"/>
       <w:r>
         <w:t/>
       </w:r>
@@ -823,8 +796,8 @@
           <w:numId w:val="109"/>
         </w:numPr>
       </w:pPr>
-      <w:bookmarkStart w:id="24" w:name="_Tocd19e316"/>
-      <w:bookmarkStart w:id="23" w:name="_Refd19e316"/>
+      <w:bookmarkStart w:id="24" w:name="_Tocd19e317"/>
+      <w:bookmarkStart w:id="23" w:name="_Refd19e317"/>
       <w:r>
         <w:t/>
       </w:r>
@@ -1095,8 +1068,8 @@
           <w:numId w:val="110"/>
         </w:numPr>
       </w:pPr>
-      <w:bookmarkStart w:id="26" w:name="_Tocd19e396"/>
-      <w:bookmarkStart w:id="25" w:name="_Refd19e396"/>
+      <w:bookmarkStart w:id="26" w:name="_Tocd19e401"/>
+      <w:bookmarkStart w:id="25" w:name="_Refd19e401"/>
       <w:r>
         <w:t/>
       </w:r>
@@ -1116,8 +1089,8 @@
           <w:numId w:val="111"/>
         </w:numPr>
       </w:pPr>
-      <w:bookmarkStart w:id="28" w:name="_Tocd19e403"/>
-      <w:bookmarkStart w:id="27" w:name="_Refd19e403"/>
+      <w:bookmarkStart w:id="28" w:name="_Tocd19e409"/>
+      <w:bookmarkStart w:id="27" w:name="_Refd19e409"/>
       <w:r>
         <w:t/>
       </w:r>
@@ -1497,8 +1470,8 @@
           <w:numId w:val="112"/>
         </w:numPr>
       </w:pPr>
-      <w:bookmarkStart w:id="30" w:name="_Tocd19e520"/>
-      <w:bookmarkStart w:id="29" w:name="_Refd19e520"/>
+      <w:bookmarkStart w:id="30" w:name="_Tocd19e533"/>
+      <w:bookmarkStart w:id="29" w:name="_Refd19e533"/>
       <w:r>
         <w:t/>
       </w:r>
@@ -1518,8 +1491,8 @@
           <w:numId w:val="113"/>
         </w:numPr>
       </w:pPr>
-      <w:bookmarkStart w:id="32" w:name="_Tocd19e527"/>
-      <w:bookmarkStart w:id="31" w:name="_Refd19e527"/>
+      <w:bookmarkStart w:id="32" w:name="_Tocd19e541"/>
+      <w:bookmarkStart w:id="31" w:name="_Refd19e541"/>
       <w:r>
         <w:t/>
       </w:r>
@@ -1750,8 +1723,8 @@
           <w:numId w:val="115"/>
         </w:numPr>
       </w:pPr>
-      <w:bookmarkStart w:id="34" w:name="_Tocd19e596"/>
-      <w:bookmarkStart w:id="33" w:name="_Refd19e596"/>
+      <w:bookmarkStart w:id="34" w:name="_Tocd19e618"/>
+      <w:bookmarkStart w:id="33" w:name="_Refd19e618"/>
       <w:r>
         <w:t/>
       </w:r>
@@ -1771,8 +1744,8 @@
           <w:numId w:val="116"/>
         </w:numPr>
       </w:pPr>
-      <w:bookmarkStart w:id="36" w:name="_Tocd19e603"/>
-      <w:bookmarkStart w:id="35" w:name="_Refd19e603"/>
+      <w:bookmarkStart w:id="36" w:name="_Tocd19e626"/>
+      <w:bookmarkStart w:id="35" w:name="_Refd19e626"/>
       <w:r>
         <w:t/>
       </w:r>
@@ -1851,8 +1824,8 @@
           <w:numId w:val="117"/>
         </w:numPr>
       </w:pPr>
-      <w:bookmarkStart w:id="38" w:name="_Tocd19e628"/>
-      <w:bookmarkStart w:id="37" w:name="_Refd19e628"/>
+      <w:bookmarkStart w:id="38" w:name="_Tocd19e656"/>
+      <w:bookmarkStart w:id="37" w:name="_Refd19e656"/>
       <w:r>
         <w:t/>
       </w:r>
@@ -2141,8 +2114,8 @@
           <w:numId w:val="121"/>
         </w:numPr>
       </w:pPr>
-      <w:bookmarkStart w:id="40" w:name="_Tocd19e721"/>
-      <w:bookmarkStart w:id="39" w:name="_Refd19e721"/>
+      <w:bookmarkStart w:id="40" w:name="_Tocd19e767"/>
+      <w:bookmarkStart w:id="39" w:name="_Refd19e767"/>
       <w:r>
         <w:t/>
       </w:r>
@@ -2162,8 +2135,8 @@
           <w:numId w:val="122"/>
         </w:numPr>
       </w:pPr>
-      <w:bookmarkStart w:id="42" w:name="_Tocd19e728"/>
-      <w:bookmarkStart w:id="41" w:name="_Refd19e728"/>
+      <w:bookmarkStart w:id="42" w:name="_Tocd19e775"/>
+      <w:bookmarkStart w:id="41" w:name="_Refd19e775"/>
       <w:r>
         <w:t/>
       </w:r>
@@ -2302,8 +2275,8 @@
           <w:numId w:val="123"/>
         </w:numPr>
       </w:pPr>
-      <w:bookmarkStart w:id="44" w:name="_Tocd19e771"/>
-      <w:bookmarkStart w:id="43" w:name="_Refd19e771"/>
+      <w:bookmarkStart w:id="44" w:name="_Tocd19e824"/>
+      <w:bookmarkStart w:id="43" w:name="_Refd19e824"/>
       <w:r>
         <w:t/>
       </w:r>
@@ -2537,8 +2510,8 @@
           <w:numId w:val="124"/>
         </w:numPr>
       </w:pPr>
-      <w:bookmarkStart w:id="46" w:name="_Tocd19e858"/>
-      <w:bookmarkStart w:id="45" w:name="_Refd19e858"/>
+      <w:bookmarkStart w:id="46" w:name="_Tocd19e916"/>
+      <w:bookmarkStart w:id="45" w:name="_Refd19e916"/>
       <w:r>
         <w:t/>
       </w:r>
@@ -2558,8 +2531,8 @@
           <w:numId w:val="125"/>
         </w:numPr>
       </w:pPr>
-      <w:bookmarkStart w:id="48" w:name="_Tocd19e865"/>
-      <w:bookmarkStart w:id="47" w:name="_Refd19e865"/>
+      <w:bookmarkStart w:id="48" w:name="_Tocd19e924"/>
+      <w:bookmarkStart w:id="47" w:name="_Refd19e924"/>
       <w:r>
         <w:t/>
       </w:r>
@@ -2678,8 +2651,8 @@
           <w:numId w:val="126"/>
         </w:numPr>
       </w:pPr>
-      <w:bookmarkStart w:id="50" w:name="_Tocd19e900"/>
-      <w:bookmarkStart w:id="49" w:name="_Refd19e900"/>
+      <w:bookmarkStart w:id="50" w:name="_Tocd19e964"/>
+      <w:bookmarkStart w:id="49" w:name="_Refd19e964"/>
       <w:r>
         <w:t/>
       </w:r>
@@ -2699,8 +2672,8 @@
           <w:numId w:val="127"/>
         </w:numPr>
       </w:pPr>
-      <w:bookmarkStart w:id="52" w:name="_Tocd19e907"/>
-      <w:bookmarkStart w:id="51" w:name="_Refd19e907"/>
+      <w:bookmarkStart w:id="52" w:name="_Tocd19e972"/>
+      <w:bookmarkStart w:id="51" w:name="_Refd19e972"/>
       <w:r>
         <w:t/>
       </w:r>
@@ -2848,8 +2821,8 @@
           <w:numId w:val="128"/>
         </w:numPr>
       </w:pPr>
-      <w:bookmarkStart w:id="54" w:name="_Tocd19e953"/>
-      <w:bookmarkStart w:id="53" w:name="_Refd19e953"/>
+      <w:bookmarkStart w:id="54" w:name="_Tocd19e1023"/>
+      <w:bookmarkStart w:id="53" w:name="_Refd19e1023"/>
       <w:r>
         <w:t/>
       </w:r>
@@ -3181,8 +3154,8 @@
           <w:numId w:val="130"/>
         </w:numPr>
       </w:pPr>
-      <w:bookmarkStart w:id="56" w:name="_Tocd19e1056"/>
-      <w:bookmarkStart w:id="55" w:name="_Refd19e1056"/>
+      <w:bookmarkStart w:id="56" w:name="_Tocd19e1132"/>
+      <w:bookmarkStart w:id="55" w:name="_Refd19e1132"/>
       <w:r>
         <w:t/>
       </w:r>
@@ -3338,8 +3311,8 @@
           <w:numId w:val="131"/>
         </w:numPr>
       </w:pPr>
-      <w:bookmarkStart w:id="58" w:name="_Tocd19e1108"/>
-      <w:bookmarkStart w:id="57" w:name="_Refd19e1108"/>
+      <w:bookmarkStart w:id="58" w:name="_Tocd19e1187"/>
+      <w:bookmarkStart w:id="57" w:name="_Refd19e1187"/>
       <w:r>
         <w:t/>
       </w:r>
@@ -3513,8 +3486,8 @@
           <w:numId w:val="132"/>
         </w:numPr>
       </w:pPr>
-      <w:bookmarkStart w:id="60" w:name="_Tocd19e1162"/>
-      <w:bookmarkStart w:id="59" w:name="_Refd19e1162"/>
+      <w:bookmarkStart w:id="60" w:name="_Tocd19e1251"/>
+      <w:bookmarkStart w:id="59" w:name="_Refd19e1251"/>
       <w:r>
         <w:t/>
       </w:r>
@@ -4312,8 +4285,8 @@
           <w:numId w:val="134"/>
         </w:numPr>
       </w:pPr>
-      <w:bookmarkStart w:id="62" w:name="_Tocd19e1419"/>
-      <w:bookmarkStart w:id="61" w:name="_Refd19e1419"/>
+      <w:bookmarkStart w:id="62" w:name="_Tocd19e1515"/>
+      <w:bookmarkStart w:id="61" w:name="_Refd19e1515"/>
       <w:r>
         <w:t/>
       </w:r>
@@ -4333,8 +4306,8 @@
           <w:numId w:val="135"/>
         </w:numPr>
       </w:pPr>
-      <w:bookmarkStart w:id="64" w:name="_Tocd19e1426"/>
-      <w:bookmarkStart w:id="63" w:name="_Refd19e1426"/>
+      <w:bookmarkStart w:id="64" w:name="_Tocd19e1523"/>
+      <w:bookmarkStart w:id="63" w:name="_Refd19e1523"/>
       <w:r>
         <w:t/>
       </w:r>
@@ -4415,8 +4388,8 @@
           <w:numId w:val="136"/>
         </w:numPr>
       </w:pPr>
-      <w:bookmarkStart w:id="66" w:name="_Tocd19e1450"/>
-      <w:bookmarkStart w:id="65" w:name="_Refd19e1450"/>
+      <w:bookmarkStart w:id="66" w:name="_Tocd19e1552"/>
+      <w:bookmarkStart w:id="65" w:name="_Refd19e1552"/>
       <w:r>
         <w:t/>
       </w:r>
@@ -4498,8 +4471,8 @@
           <w:numId w:val="137"/>
         </w:numPr>
       </w:pPr>
-      <w:bookmarkStart w:id="68" w:name="_Tocd19e1476"/>
-      <w:bookmarkStart w:id="67" w:name="_Refd19e1476"/>
+      <w:bookmarkStart w:id="68" w:name="_Tocd19e1581"/>
+      <w:bookmarkStart w:id="67" w:name="_Refd19e1581"/>
       <w:r>
         <w:t/>
       </w:r>
@@ -4723,8 +4696,8 @@
           <w:numId w:val="138"/>
         </w:numPr>
       </w:pPr>
-      <w:bookmarkStart w:id="70" w:name="_Tocd19e1545"/>
-      <w:bookmarkStart w:id="69" w:name="_Refd19e1545"/>
+      <w:bookmarkStart w:id="70" w:name="_Tocd19e1654"/>
+      <w:bookmarkStart w:id="69" w:name="_Refd19e1654"/>
       <w:r>
         <w:t/>
       </w:r>
@@ -4841,8 +4814,8 @@
           <w:numId w:val="139"/>
         </w:numPr>
       </w:pPr>
-      <w:bookmarkStart w:id="72" w:name="_Tocd19e1580"/>
-      <w:bookmarkStart w:id="71" w:name="_Refd19e1580"/>
+      <w:bookmarkStart w:id="72" w:name="_Tocd19e1694"/>
+      <w:bookmarkStart w:id="71" w:name="_Refd19e1694"/>
       <w:r>
         <w:t/>
       </w:r>
@@ -4978,8 +4951,8 @@
           <w:numId w:val="140"/>
         </w:numPr>
       </w:pPr>
-      <w:bookmarkStart w:id="74" w:name="_Tocd19e1620"/>
-      <w:bookmarkStart w:id="73" w:name="_Refd19e1620"/>
+      <w:bookmarkStart w:id="74" w:name="_Tocd19e1738"/>
+      <w:bookmarkStart w:id="73" w:name="_Refd19e1738"/>
       <w:r>
         <w:t/>
       </w:r>
@@ -5027,16 +5000,7 @@
         <w:t>F.o.b. destination</w:t>
       </w:r>
       <w:r>
-        <w:t xml:space="preserve"> means free on board at destination; </w:t>
-      </w:r>
-      <w:r>
-        <w:rPr>
-          <w:i/>
-        </w:rPr>
-        <w:t>i.e.,</w:t>
-      </w:r>
-      <w:r>
-        <w:t xml:space="preserve"> the seller or consignor delivers the goods on seller’s or consignor’s conveyance at destination. Unless the contract provides otherwise, the seller or consignor is responsible for the cost of shipping and risk of loss. For use in the clause at </w:t>
+        <w:t xml:space="preserve"> means free on board at destination; i.e., the seller or consignor delivers the goods on seller’s or consignor’s conveyance at destination. Unless the contract provides otherwise, the seller or consignor is responsible for the cost of shipping and risk of loss. For use in the clause at </w:t>
       </w:r>
       <w:r>
         <w:rPr>
@@ -5073,16 +5037,7 @@
         <w:t>F.o.b. origin</w:t>
       </w:r>
       <w:r>
-        <w:t xml:space="preserve"> means free on board at origin; </w:t>
-      </w:r>
-      <w:r>
-        <w:rPr>
-          <w:i/>
-        </w:rPr>
-        <w:t>i.e.,</w:t>
-      </w:r>
-      <w:r>
-        <w:t xml:space="preserve"> the seller or consignor places the goods on the conveyance. Unless the contract provides otherwise, the buyer or consignee is responsible for the cost of shipping and risk of loss. For use in the clause at </w:t>
+        <w:t xml:space="preserve"> means free on board at origin; i.e., the seller or consignor places the goods on the conveyance. Unless the contract provides otherwise, the buyer or consignee is responsible for the cost of shipping and risk of loss. For use in the clause at </w:t>
       </w:r>
       <w:r>
         <w:rPr>
@@ -5245,8 +5200,8 @@
           <w:numId w:val="141"/>
         </w:numPr>
       </w:pPr>
-      <w:bookmarkStart w:id="76" w:name="_Tocd19e1702"/>
-      <w:bookmarkStart w:id="75" w:name="_Refd19e1702"/>
+      <w:bookmarkStart w:id="76" w:name="_Tocd19e1817"/>
+      <w:bookmarkStart w:id="75" w:name="_Refd19e1817"/>
       <w:r>
         <w:t/>
       </w:r>
@@ -5424,8 +5379,8 @@
           <w:numId w:val="142"/>
         </w:numPr>
       </w:pPr>
-      <w:bookmarkStart w:id="78" w:name="_Tocd19e1755"/>
-      <w:bookmarkStart w:id="77" w:name="_Refd19e1755"/>
+      <w:bookmarkStart w:id="78" w:name="_Tocd19e1873"/>
+      <w:bookmarkStart w:id="77" w:name="_Refd19e1873"/>
       <w:r>
         <w:t/>
       </w:r>
@@ -5651,8 +5606,8 @@
           <w:numId w:val="143"/>
         </w:numPr>
       </w:pPr>
-      <w:bookmarkStart w:id="80" w:name="_Tocd19e1823"/>
-      <w:bookmarkStart w:id="79" w:name="_Refd19e1823"/>
+      <w:bookmarkStart w:id="80" w:name="_Tocd19e1946"/>
+      <w:bookmarkStart w:id="79" w:name="_Refd19e1946"/>
       <w:r>
         <w:t/>
       </w:r>
@@ -5807,8 +5762,8 @@
           <w:numId w:val="144"/>
         </w:numPr>
       </w:pPr>
-      <w:bookmarkStart w:id="82" w:name="_Tocd19e1870"/>
-      <w:bookmarkStart w:id="81" w:name="_Refd19e1870"/>
+      <w:bookmarkStart w:id="82" w:name="_Tocd19e2001"/>
+      <w:bookmarkStart w:id="81" w:name="_Refd19e2001"/>
       <w:r>
         <w:t/>
       </w:r>
@@ -5887,8 +5842,8 @@
           <w:numId w:val="145"/>
         </w:numPr>
       </w:pPr>
-      <w:bookmarkStart w:id="84" w:name="_Tocd19e1894"/>
-      <w:bookmarkStart w:id="83" w:name="_Refd19e1894"/>
+      <w:bookmarkStart w:id="84" w:name="_Tocd19e2029"/>
+      <w:bookmarkStart w:id="83" w:name="_Refd19e2029"/>
       <w:r>
         <w:t/>
       </w:r>
@@ -5908,8 +5863,8 @@
           <w:numId w:val="146"/>
         </w:numPr>
       </w:pPr>
-      <w:bookmarkStart w:id="86" w:name="_Tocd19e1901"/>
-      <w:bookmarkStart w:id="85" w:name="_Refd19e1901"/>
+      <w:bookmarkStart w:id="86" w:name="_Tocd19e2037"/>
+      <w:bookmarkStart w:id="85" w:name="_Refd19e2037"/>
       <w:r>
         <w:t/>
       </w:r>
@@ -5988,8 +5943,8 @@
           <w:numId w:val="147"/>
         </w:numPr>
       </w:pPr>
-      <w:bookmarkStart w:id="88" w:name="_Tocd19e1926"/>
-      <w:bookmarkStart w:id="87" w:name="_Refd19e1926"/>
+      <w:bookmarkStart w:id="88" w:name="_Tocd19e2067"/>
+      <w:bookmarkStart w:id="87" w:name="_Refd19e2067"/>
       <w:r>
         <w:t/>
       </w:r>
@@ -6039,16 +5994,7 @@
         <w:t>Inherently governmental function</w:t>
       </w:r>
       <w:r>
-        <w:t xml:space="preserve"> means, as a matter of policy, a function that is so intimately related to the public interest as to mandate performance by Government employees. This definition is a policy determination, not a legal determination. An inherently governmental function includes activities that require either the exercise of discretion in applying Government authority, or the making of value judgments in making decisions for the Government. Governmental functions normally fall into two categories: the act of governing, </w:t>
-      </w:r>
-      <w:r>
-        <w:rPr>
-          <w:i/>
-        </w:rPr>
-        <w:t>i.e.,</w:t>
-      </w:r>
-      <w:r>
-        <w:t xml:space="preserve"> the discretionary exercise of Government authority, and monetary transactions and entitlements.</w:t>
+        <w:t xml:space="preserve"> means, as a matter of policy, a function that is so intimately related to the public interest as to mandate performance by Government employees. This definition is a policy determination, not a legal determination. An inherently governmental function includes activities that require either the exercise of discretion in applying Government authority, or the making of value judgments in making decisions for the Government. Governmental functions normally fall into two categories: the act of governing, i.e., the discretionary exercise of Government authority, and monetary transactions and entitlements.</w:t>
       </w:r>
     </w:p>
     <w:p xmlns:tce="http://www.TCE.com">
@@ -6060,8 +6006,8 @@
           <w:numId w:val="148"/>
         </w:numPr>
       </w:pPr>
-      <w:bookmarkStart w:id="90" w:name="_Tocd19e1947"/>
-      <w:bookmarkStart w:id="89" w:name="_Refd19e1947"/>
+      <w:bookmarkStart w:id="90" w:name="_Tocd19e2089"/>
+      <w:bookmarkStart w:id="89" w:name="_Refd19e2089"/>
       <w:r>
         <w:t/>
       </w:r>
@@ -6081,8 +6027,8 @@
           <w:numId w:val="149"/>
         </w:numPr>
       </w:pPr>
-      <w:bookmarkStart w:id="92" w:name="_Tocd19e1954"/>
-      <w:bookmarkStart w:id="91" w:name="_Refd19e1954"/>
+      <w:bookmarkStart w:id="92" w:name="_Tocd19e2097"/>
+      <w:bookmarkStart w:id="91" w:name="_Refd19e2097"/>
       <w:r>
         <w:t/>
       </w:r>
@@ -6558,8 +6504,8 @@
           <w:numId w:val="151"/>
         </w:numPr>
       </w:pPr>
-      <w:bookmarkStart w:id="94" w:name="_Tocd19e2105"/>
-      <w:bookmarkStart w:id="93" w:name="_Refd19e2105"/>
+      <w:bookmarkStart w:id="94" w:name="_Tocd19e2259"/>
+      <w:bookmarkStart w:id="93" w:name="_Refd19e2259"/>
       <w:r>
         <w:t/>
       </w:r>
@@ -6586,13 +6532,7 @@
         <w:t>(2)</w:t>
       </w:r>
       <w:r>
-        <w:t xml:space="preserve"> A civilian agency is responsible for the system and total expenditures for the system are estimated to exceed </w:t>
-      </w:r>
-      <w:r>
-        <w:t>$3 million</w:t>
-      </w:r>
-      <w:r>
-        <w:t xml:space="preserve"> or the dollar threshold for a "major system" established by the agency pursuant to Office of Management and Budget Circular A-109, entitled "Major System Acquisitions," whichever is greater; or</w:t>
+        <w:t xml:space="preserve"> A civilian agency is responsible for the system and total expenditures for the system are estimated to exceed $3 million or the dollar threshold for a "major system" established by the agency pursuant to Office of Management and Budget Circular A-109, entitled "Major System Acquisitions," whichever is greater; or</w:t>
       </w:r>
     </w:p>
     <w:p xmlns:tce="http://www.TCE.com">
@@ -6685,8 +6625,8 @@
           <w:numId w:val="152"/>
         </w:numPr>
       </w:pPr>
-      <w:bookmarkStart w:id="96" w:name="_Tocd19e2147"/>
-      <w:bookmarkStart w:id="95" w:name="_Refd19e2147"/>
+      <w:bookmarkStart w:id="96" w:name="_Tocd19e2300"/>
+      <w:bookmarkStart w:id="95" w:name="_Refd19e2300"/>
       <w:r>
         <w:t/>
       </w:r>
@@ -6956,9 +6896,6 @@
         <w:t/>
       </w:r>
       <w:r>
-        <w:t xml:space="preserve"> </w:t>
-      </w:r>
-      <w:r>
         <w:rPr>
           <w:i/>
         </w:rPr>
@@ -6966,9 +6903,6 @@
       </w:r>
       <w:r>
         <w:t xml:space="preserve"> means $15,000, except it means-</w:t>
-      </w:r>
-      <w:r>
-        <w:t/>
       </w:r>
     </w:p>
     <w:p xmlns:tce="http://www.TCE.com">
@@ -6980,8 +6914,8 @@
           <w:numId w:val="153"/>
         </w:numPr>
       </w:pPr>
-      <w:bookmarkStart w:id="98" w:name="_Tocd19e2239"/>
-      <w:bookmarkStart w:id="97" w:name="_Refd19e2239"/>
+      <w:bookmarkStart w:id="98" w:name="_Tocd19e2399"/>
+      <w:bookmarkStart w:id="97" w:name="_Refd19e2399"/>
       <w:r>
         <w:t/>
       </w:r>
@@ -6989,10 +6923,7 @@
         <w:t>(1)</w:t>
       </w:r>
       <w:r>
-        <w:t xml:space="preserve"> </w:t>
-      </w:r>
-      <w:r>
-        <w:t xml:space="preserve">For acquisitions of construction subject to </w:t>
+        <w:t xml:space="preserve"> For acquisitions of construction subject to </w:t>
       </w:r>
       <w:hyperlink r:id="rIdHyperlink139">
         <w:r>
@@ -7005,9 +6936,6 @@
       <w:r>
         <w:t>, subchapter IV, Wage Rate Requirements (Construction), $2,000;</w:t>
       </w:r>
-      <w:r>
-        <w:t/>
-      </w:r>
     </w:p>
     <w:p xmlns:tce="http://www.TCE.com">
       <w:pPr>
@@ -7025,10 +6953,7 @@
         <w:t>(2)</w:t>
       </w:r>
       <w:r>
-        <w:t xml:space="preserve"> </w:t>
-      </w:r>
-      <w:r>
-        <w:t xml:space="preserve">For acquisitions of services subject to </w:t>
+        <w:t xml:space="preserve"> For acquisitions of services subject to </w:t>
       </w:r>
       <w:hyperlink r:id="rIdHyperlink140">
         <w:r>
@@ -7039,10 +6964,7 @@
         </w:r>
       </w:hyperlink>
       <w:r>
-        <w:t>, Service Contract Labor Standards, $2,500;</w:t>
-      </w:r>
-      <w:r>
-        <w:t xml:space="preserve">  </w:t>
+        <w:t>, Service Contract Labor Standards, $2,500;  </w:t>
       </w:r>
     </w:p>
     <w:p xmlns:tce="http://www.TCE.com">
@@ -7061,10 +6983,7 @@
         <w:t>(3)</w:t>
       </w:r>
       <w:r>
-        <w:t xml:space="preserve"> </w:t>
-      </w:r>
-      <w:r>
-        <w:t xml:space="preserve">For acquisitions of supplies or services that, as determined by the head of the agency, are to be used to support a contingency operation; to facilitate defense against or recovery from cyber, nuclear, biological, chemical or radiological attack; to support a request from the Secretary of State or the Administrator of the United States Agency for International Development to facilitate provision of international disaster assistance pursuant to </w:t>
+        <w:t xml:space="preserve"> For acquisitions of supplies or services that, as determined by the head of the agency, are to be used to support a contingency operation; to facilitate defense against or recovery from cyber, nuclear, biological, chemical or radiological attack; to support a request from the Secretary of State or the Administrator of the United States Agency for International Development to facilitate provision of international disaster assistance pursuant to </w:t>
       </w:r>
       <w:hyperlink r:id="rIdHyperlink141">
         <w:r>
@@ -7119,9 +7038,6 @@
       <w:r>
         <w:t>)—</w:t>
       </w:r>
-      <w:r>
-        <w:t/>
-      </w:r>
     </w:p>
     <w:p xmlns:tce="http://www.TCE.com">
       <w:pPr>
@@ -7139,13 +7055,7 @@
         <w:t>(i)</w:t>
       </w:r>
       <w:r>
-        <w:t xml:space="preserve"> </w:t>
-      </w:r>
-      <w:r>
-        <w:t>$25,000 in the case of any contract to be awarded and performed, or purchase to be made, inside the United States; and</w:t>
-      </w:r>
-      <w:r>
-        <w:t/>
+        <w:t xml:space="preserve"> $25,000 in the case of any contract to be awarded and performed, or purchase to be made, inside the United States; and</w:t>
       </w:r>
     </w:p>
     <w:p xmlns:tce="http://www.TCE.com">
@@ -7164,13 +7074,7 @@
         <w:t>(ii)</w:t>
       </w:r>
       <w:r>
-        <w:t xml:space="preserve"> </w:t>
-      </w:r>
-      <w:r>
-        <w:t>$40,000 in the case of any contract to be awarded and performed, or purchase to be made, outside the United States; and</w:t>
-      </w:r>
-      <w:r>
-        <w:t/>
+        <w:t xml:space="preserve"> $40,000 in the case of any contract to be awarded and performed, or purchase to be made, outside the United States; and</w:t>
       </w:r>
     </w:p>
     <w:p xmlns:tce="http://www.TCE.com">
@@ -7189,10 +7093,7 @@
         <w:t>(4)</w:t>
       </w:r>
       <w:r>
-        <w:t xml:space="preserve"> </w:t>
-      </w:r>
-      <w:r>
-        <w:t>For acquisitions of supplies or services from institutions of higher education (</w:t>
+        <w:t xml:space="preserve"> For acquisitions of supplies or services from institutions of higher education (</w:t>
       </w:r>
       <w:hyperlink r:id="rIdHyperlink145">
         <w:r>
@@ -7205,9 +7106,6 @@
       <w:r>
         <w:t>) or related or affiliated nonprofit entities, or from nonprofit research organizations or independent research institutes—</w:t>
       </w:r>
-      <w:r>
-        <w:t/>
-      </w:r>
     </w:p>
     <w:p xmlns:tce="http://www.TCE.com">
       <w:pPr>
@@ -7225,13 +7123,7 @@
         <w:t>(i)</w:t>
       </w:r>
       <w:r>
-        <w:t xml:space="preserve"> </w:t>
-      </w:r>
-      <w:r>
-        <w:t>$15,000; or</w:t>
-      </w:r>
-      <w:r>
-        <w:t/>
+        <w:t xml:space="preserve"> $15,000; or</w:t>
       </w:r>
     </w:p>
     <w:p xmlns:tce="http://www.TCE.com">
@@ -7250,10 +7142,7 @@
         <w:t>(ii)</w:t>
       </w:r>
       <w:r>
-        <w:t xml:space="preserve"> </w:t>
-      </w:r>
-      <w:r>
-        <w:t xml:space="preserve">A higher threshold, as determined appropriate by the head of the agency and consistent with clean audit findings under </w:t>
+        <w:t xml:space="preserve"> A higher threshold, as determined appropriate by the head of the agency and consistent with clean audit findings under </w:t>
       </w:r>
       <w:hyperlink r:id="rIdHyperlink146">
         <w:r>
@@ -7266,9 +7155,6 @@
       <w:r>
         <w:t>, Requirements for Single Audits; an internal institutional risk assessment; or State law.</w:t>
       </w:r>
-      <w:r>
-        <w:t/>
-      </w:r>
       <w:bookmarkEnd w:id="97"/>
       <w:bookmarkEnd w:id="98"/>
     </w:p>
@@ -7380,8 +7266,8 @@
           <w:numId w:val="156"/>
         </w:numPr>
       </w:pPr>
-      <w:bookmarkStart w:id="100" w:name="_Tocd19e2380"/>
-      <w:bookmarkStart w:id="99" w:name="_Refd19e2380"/>
+      <w:bookmarkStart w:id="100" w:name="_Tocd19e2528"/>
+      <w:bookmarkStart w:id="99" w:name="_Refd19e2528"/>
       <w:r>
         <w:t/>
       </w:r>
@@ -7573,8 +7459,8 @@
           <w:numId w:val="157"/>
         </w:numPr>
       </w:pPr>
-      <w:bookmarkStart w:id="102" w:name="_Tocd19e2441"/>
-      <w:bookmarkStart w:id="101" w:name="_Refd19e2441"/>
+      <w:bookmarkStart w:id="102" w:name="_Tocd19e2593"/>
+      <w:bookmarkStart w:id="101" w:name="_Refd19e2593"/>
       <w:r>
         <w:t/>
       </w:r>
@@ -7653,8 +7539,8 @@
           <w:numId w:val="158"/>
         </w:numPr>
       </w:pPr>
-      <w:bookmarkStart w:id="104" w:name="_Tocd19e2466"/>
-      <w:bookmarkStart w:id="103" w:name="_Refd19e2466"/>
+      <w:bookmarkStart w:id="104" w:name="_Tocd19e2622"/>
+      <w:bookmarkStart w:id="103" w:name="_Refd19e2622"/>
       <w:r>
         <w:t/>
       </w:r>
@@ -7674,8 +7560,8 @@
           <w:numId w:val="159"/>
         </w:numPr>
       </w:pPr>
-      <w:bookmarkStart w:id="106" w:name="_Tocd19e2473"/>
-      <w:bookmarkStart w:id="105" w:name="_Refd19e2473"/>
+      <w:bookmarkStart w:id="106" w:name="_Tocd19e2630"/>
+      <w:bookmarkStart w:id="105" w:name="_Refd19e2630"/>
       <w:r>
         <w:t/>
       </w:r>
@@ -7904,8 +7790,8 @@
           <w:numId w:val="160"/>
         </w:numPr>
       </w:pPr>
-      <w:bookmarkStart w:id="108" w:name="_Tocd19e2540"/>
-      <w:bookmarkStart w:id="107" w:name="_Refd19e2540"/>
+      <w:bookmarkStart w:id="108" w:name="_Tocd19e2703"/>
+      <w:bookmarkStart w:id="107" w:name="_Refd19e2703"/>
       <w:r>
         <w:t/>
       </w:r>
@@ -7925,8 +7811,8 @@
           <w:numId w:val="161"/>
         </w:numPr>
       </w:pPr>
-      <w:bookmarkStart w:id="110" w:name="_Tocd19e2547"/>
-      <w:bookmarkStart w:id="109" w:name="_Refd19e2547"/>
+      <w:bookmarkStart w:id="110" w:name="_Tocd19e2711"/>
+      <w:bookmarkStart w:id="109" w:name="_Refd19e2711"/>
       <w:r>
         <w:t/>
       </w:r>
@@ -7995,8 +7881,8 @@
           <w:numId w:val="162"/>
         </w:numPr>
       </w:pPr>
-      <w:bookmarkStart w:id="112" w:name="_Tocd19e2569"/>
-      <w:bookmarkStart w:id="111" w:name="_Refd19e2569"/>
+      <w:bookmarkStart w:id="112" w:name="_Tocd19e2737"/>
+      <w:bookmarkStart w:id="111" w:name="_Refd19e2737"/>
       <w:r>
         <w:t/>
       </w:r>
@@ -8084,8 +7970,8 @@
           <w:numId w:val="163"/>
         </w:numPr>
       </w:pPr>
-      <w:bookmarkStart w:id="114" w:name="_Tocd19e2597"/>
-      <w:bookmarkStart w:id="113" w:name="_Refd19e2597"/>
+      <w:bookmarkStart w:id="114" w:name="_Tocd19e2770"/>
+      <w:bookmarkStart w:id="113" w:name="_Refd19e2770"/>
       <w:r>
         <w:t/>
       </w:r>
@@ -8287,16 +8173,7 @@
         <w:t>Overtime premium</w:t>
       </w:r>
       <w:r>
-        <w:t xml:space="preserve"> means the difference between the contractor’s regular rate of pay to an employee for the shift involved and the higher rate paid for overtime. It does not include shift premium, </w:t>
-      </w:r>
-      <w:r>
-        <w:rPr>
-          <w:i/>
-        </w:rPr>
-        <w:t>i.e.,</w:t>
-      </w:r>
-      <w:r>
-        <w:t xml:space="preserve"> the difference between the contractor's regular rate of pay to an employee and the higher rate paid for extra-pay-shift work.</w:t>
+        <w:t xml:space="preserve"> means the difference between the contractor’s regular rate of pay to an employee for the shift involved and the higher rate paid for overtime. It does not include shift premium, i.e., the difference between the contractor's regular rate of pay to an employee and the higher rate paid for extra-pay-shift work.</w:t>
       </w:r>
     </w:p>
     <w:p xmlns:tce="http://www.TCE.com">
@@ -8412,8 +8289,8 @@
           <w:numId w:val="164"/>
         </w:numPr>
       </w:pPr>
-      <w:bookmarkStart w:id="116" w:name="_Tocd19e2695"/>
-      <w:bookmarkStart w:id="115" w:name="_Refd19e2695"/>
+      <w:bookmarkStart w:id="116" w:name="_Tocd19e2877"/>
+      <w:bookmarkStart w:id="115" w:name="_Refd19e2877"/>
       <w:r>
         <w:t/>
       </w:r>
@@ -8596,8 +8473,8 @@
           <w:numId w:val="166"/>
         </w:numPr>
       </w:pPr>
-      <w:bookmarkStart w:id="118" w:name="_Tocd19e2752"/>
-      <w:bookmarkStart w:id="117" w:name="_Refd19e2752"/>
+      <w:bookmarkStart w:id="118" w:name="_Tocd19e2941"/>
+      <w:bookmarkStart w:id="117" w:name="_Refd19e2941"/>
       <w:r>
         <w:t/>
       </w:r>
@@ -9084,8 +8961,8 @@
           <w:numId w:val="167"/>
         </w:numPr>
       </w:pPr>
-      <w:bookmarkStart w:id="120" w:name="_Tocd19e2899"/>
-      <w:bookmarkStart w:id="119" w:name="_Refd19e2899"/>
+      <w:bookmarkStart w:id="120" w:name="_Tocd19e3094"/>
+      <w:bookmarkStart w:id="119" w:name="_Refd19e3094"/>
       <w:r>
         <w:t/>
       </w:r>
@@ -9315,8 +9192,8 @@
           <w:numId w:val="168"/>
         </w:numPr>
       </w:pPr>
-      <w:bookmarkStart w:id="122" w:name="_Tocd19e2968"/>
-      <w:bookmarkStart w:id="121" w:name="_Refd19e2968"/>
+      <w:bookmarkStart w:id="122" w:name="_Tocd19e3168"/>
+      <w:bookmarkStart w:id="121" w:name="_Refd19e3168"/>
       <w:r>
         <w:t/>
       </w:r>
@@ -9355,8 +9232,8 @@
           <w:numId w:val="169"/>
         </w:numPr>
       </w:pPr>
-      <w:bookmarkStart w:id="124" w:name="_Tocd19e2981"/>
-      <w:bookmarkStart w:id="123" w:name="_Refd19e2981"/>
+      <w:bookmarkStart w:id="124" w:name="_Tocd19e3183"/>
+      <w:bookmarkStart w:id="123" w:name="_Refd19e3183"/>
       <w:r>
         <w:t/>
       </w:r>
@@ -9456,8 +9333,8 @@
           <w:numId w:val="170"/>
         </w:numPr>
       </w:pPr>
-      <w:bookmarkStart w:id="126" w:name="_Tocd19e3009"/>
-      <w:bookmarkStart w:id="125" w:name="_Refd19e3009"/>
+      <w:bookmarkStart w:id="126" w:name="_Tocd19e3215"/>
+      <w:bookmarkStart w:id="125" w:name="_Refd19e3215"/>
       <w:r>
         <w:t/>
       </w:r>
@@ -9477,8 +9354,8 @@
           <w:numId w:val="171"/>
         </w:numPr>
       </w:pPr>
-      <w:bookmarkStart w:id="128" w:name="_Tocd19e3016"/>
-      <w:bookmarkStart w:id="127" w:name="_Refd19e3016"/>
+      <w:bookmarkStart w:id="128" w:name="_Tocd19e3223"/>
+      <w:bookmarkStart w:id="127" w:name="_Refd19e3223"/>
       <w:r>
         <w:t/>
       </w:r>
@@ -9751,8 +9628,8 @@
           <w:numId w:val="173"/>
         </w:numPr>
       </w:pPr>
-      <w:bookmarkStart w:id="130" w:name="_Tocd19e3100"/>
-      <w:bookmarkStart w:id="129" w:name="_Refd19e3100"/>
+      <w:bookmarkStart w:id="130" w:name="_Tocd19e3316"/>
+      <w:bookmarkStart w:id="129" w:name="_Refd19e3316"/>
       <w:r>
         <w:t/>
       </w:r>
@@ -9779,16 +9656,7 @@
         <w:t>(2)</w:t>
       </w:r>
       <w:r>
-        <w:t xml:space="preserve"> The installation (</w:t>
-      </w:r>
-      <w:r>
-        <w:rPr>
-          <w:i/>
-        </w:rPr>
-        <w:t>i.e.,</w:t>
-      </w:r>
-      <w:r>
-        <w:t xml:space="preserve"> form, fit, and attachment details) of materials or equipment.</w:t>
+        <w:t xml:space="preserve"> The installation (i.e., form, fit, and attachment details) of materials or equipment.</w:t>
       </w:r>
       <w:bookmarkEnd w:id="129"/>
       <w:bookmarkEnd w:id="130"/>
@@ -9860,9 +9728,6 @@
         <w:t/>
       </w:r>
       <w:r>
-        <w:t xml:space="preserve"> </w:t>
-      </w:r>
-      <w:r>
         <w:rPr>
           <w:i/>
         </w:rPr>
@@ -9870,9 +9735,6 @@
       </w:r>
       <w:r>
         <w:t xml:space="preserve"> means $350,000, except for—</w:t>
-      </w:r>
-      <w:r>
-        <w:t/>
       </w:r>
     </w:p>
     <w:p xmlns:tce="http://www.TCE.com">
@@ -9891,10 +9753,7 @@
         <w:t>(1)</w:t>
       </w:r>
       <w:r>
-        <w:t xml:space="preserve"> </w:t>
-      </w:r>
-      <w:r>
-        <w:t xml:space="preserve">Acquisitions of supplies or services that, as determined by the head of the agency, are to be used to support a contingency operation; to facilitate defense against or recovery from cyber, nuclear, biological, chemical, or radiological attack; to support a request from the Secretary of State or the Administrator of the United States Agency for International Development to facilitate provision of international disaster assistance pursuant to </w:t>
+        <w:t xml:space="preserve"> Acquisitions of supplies or services that, as determined by the head of the agency, are to be used to support a contingency operation; to facilitate defense against or recovery from cyber, nuclear, biological, chemical, or radiological attack; to support a request from the Secretary of State or the Administrator of the United States Agency for International Development to facilitate provision of international disaster assistance pursuant to </w:t>
       </w:r>
       <w:hyperlink r:id="rIdHyperlink155">
         <w:r>
@@ -9938,9 +9797,6 @@
       <w:r>
         <w:t>), the term means—</w:t>
       </w:r>
-      <w:r>
-        <w:t/>
-      </w:r>
     </w:p>
     <w:p xmlns:tce="http://www.TCE.com">
       <w:pPr>
@@ -9958,13 +9814,7 @@
         <w:t>(i)</w:t>
       </w:r>
       <w:r>
-        <w:t xml:space="preserve"> </w:t>
-      </w:r>
-      <w:r>
-        <w:t>$1 million for any contract to be awarded and performed, or purchase to be made, inside the United States; and</w:t>
-      </w:r>
-      <w:r>
-        <w:t/>
+        <w:t xml:space="preserve"> $1 million for any contract to be awarded and performed, or purchase to be made, inside the United States; and</w:t>
       </w:r>
     </w:p>
     <w:p xmlns:tce="http://www.TCE.com">
@@ -9983,13 +9833,7 @@
         <w:t>(ii)</w:t>
       </w:r>
       <w:r>
-        <w:t xml:space="preserve"> </w:t>
-      </w:r>
-      <w:r>
-        <w:t>$2 million for any contract to be awarded and performed, or purchase to be made, outside the United States; and</w:t>
-      </w:r>
-      <w:r>
-        <w:t/>
+        <w:t xml:space="preserve"> $2 million for any contract to be awarded and performed, or purchase to be made, outside the United States; and</w:t>
       </w:r>
     </w:p>
     <w:p xmlns:tce="http://www.TCE.com">
@@ -10008,10 +9852,7 @@
         <w:t>(2)</w:t>
       </w:r>
       <w:r>
-        <w:t xml:space="preserve"> </w:t>
-      </w:r>
-      <w:r>
-        <w:t>Acquisitions of supplies or services that, as determined by the head of the agency, are to be used to support a humanitarian or peacekeeping operation (</w:t>
+        <w:t xml:space="preserve"> Acquisitions of supplies or services that, as determined by the head of the agency, are to be used to support a humanitarian or peacekeeping operation (</w:t>
       </w:r>
       <w:hyperlink r:id="rIdHyperlink158">
         <w:r>
@@ -10024,9 +9865,6 @@
       <w:r>
         <w:t>), the term means $650,000 for any contract to be awarded and performed, or purchase to be made, outside the United States.</w:t>
       </w:r>
-      <w:r>
-        <w:t/>
-      </w:r>
     </w:p>
     <w:p xmlns:tce="http://www.TCE.com">
       <w:pPr>
@@ -10199,8 +10037,8 @@
           <w:numId w:val="178"/>
         </w:numPr>
       </w:pPr>
-      <w:bookmarkStart w:id="132" w:name="_Tocd19e3250"/>
-      <w:bookmarkStart w:id="131" w:name="_Refd19e3250"/>
+      <w:bookmarkStart w:id="132" w:name="_Tocd19e3459"/>
+      <w:bookmarkStart w:id="131" w:name="_Refd19e3459"/>
       <w:r>
         <w:t/>
       </w:r>
@@ -10239,8 +10077,8 @@
           <w:numId w:val="179"/>
         </w:numPr>
       </w:pPr>
-      <w:bookmarkStart w:id="134" w:name="_Tocd19e3263"/>
-      <w:bookmarkStart w:id="133" w:name="_Refd19e3263"/>
+      <w:bookmarkStart w:id="134" w:name="_Tocd19e3474"/>
+      <w:bookmarkStart w:id="133" w:name="_Refd19e3474"/>
       <w:r>
         <w:t/>
       </w:r>
@@ -10302,8 +10140,8 @@
           <w:numId w:val="180"/>
         </w:numPr>
       </w:pPr>
-      <w:bookmarkStart w:id="136" w:name="_Tocd19e3282"/>
-      <w:bookmarkStart w:id="135" w:name="_Refd19e3282"/>
+      <w:bookmarkStart w:id="136" w:name="_Tocd19e3498"/>
+      <w:bookmarkStart w:id="135" w:name="_Refd19e3498"/>
       <w:r>
         <w:t/>
       </w:r>
@@ -10399,8 +10237,8 @@
           <w:numId w:val="181"/>
         </w:numPr>
       </w:pPr>
-      <w:bookmarkStart w:id="138" w:name="_Tocd19e3313"/>
-      <w:bookmarkStart w:id="137" w:name="_Refd19e3313"/>
+      <w:bookmarkStart w:id="138" w:name="_Tocd19e3534"/>
+      <w:bookmarkStart w:id="137" w:name="_Refd19e3534"/>
       <w:r>
         <w:t/>
       </w:r>
@@ -10420,8 +10258,8 @@
           <w:numId w:val="182"/>
         </w:numPr>
       </w:pPr>
-      <w:bookmarkStart w:id="140" w:name="_Tocd19e3320"/>
-      <w:bookmarkStart w:id="139" w:name="_Refd19e3320"/>
+      <w:bookmarkStart w:id="140" w:name="_Tocd19e3542"/>
+      <w:bookmarkStart w:id="139" w:name="_Refd19e3542"/>
       <w:r>
         <w:t/>
       </w:r>
@@ -10577,8 +10415,8 @@
           <w:numId w:val="183"/>
         </w:numPr>
       </w:pPr>
-      <w:bookmarkStart w:id="142" w:name="_Tocd19e3368"/>
-      <w:bookmarkStart w:id="141" w:name="_Refd19e3368"/>
+      <w:bookmarkStart w:id="142" w:name="_Tocd19e3595"/>
+      <w:bookmarkStart w:id="141" w:name="_Refd19e3595"/>
       <w:r>
         <w:t/>
       </w:r>
@@ -11041,8 +10879,8 @@
           <w:numId w:val="184"/>
         </w:numPr>
       </w:pPr>
-      <w:bookmarkStart w:id="144" w:name="_Tocd19e3499"/>
-      <w:bookmarkStart w:id="143" w:name="_Refd19e3499"/>
+      <w:bookmarkStart w:id="144" w:name="_Tocd19e3738"/>
+      <w:bookmarkStart w:id="143" w:name="_Refd19e3738"/>
       <w:r>
         <w:t/>
       </w:r>
@@ -11763,8 +11601,8 @@
           <w:numId w:val="190"/>
         </w:numPr>
       </w:pPr>
-      <w:bookmarkStart w:id="146" w:name="_Tocd19e3730"/>
-      <w:bookmarkStart w:id="145" w:name="_Refd19e3730"/>
+      <w:bookmarkStart w:id="146" w:name="_Tocd19e3991"/>
+      <w:bookmarkStart w:id="145" w:name="_Refd19e3991"/>
       <w:r>
         <w:t/>
       </w:r>
@@ -12004,8 +11842,8 @@
           <w:numId w:val="191"/>
         </w:numPr>
       </w:pPr>
-      <w:bookmarkStart w:id="148" w:name="_Tocd19e3798"/>
-      <w:bookmarkStart w:id="147" w:name="_Refd19e3798"/>
+      <w:bookmarkStart w:id="148" w:name="_Tocd19e4063"/>
+      <w:bookmarkStart w:id="147" w:name="_Refd19e4063"/>
       <w:r>
         <w:t/>
       </w:r>
@@ -12025,8 +11863,8 @@
           <w:numId w:val="192"/>
         </w:numPr>
       </w:pPr>
-      <w:bookmarkStart w:id="150" w:name="_Tocd19e3805"/>
-      <w:bookmarkStart w:id="149" w:name="_Refd19e3805"/>
+      <w:bookmarkStart w:id="150" w:name="_Tocd19e4071"/>
+      <w:bookmarkStart w:id="149" w:name="_Refd19e4071"/>
       <w:r>
         <w:t/>
       </w:r>
@@ -12175,8 +12013,8 @@
           <w:numId w:val="193"/>
         </w:numPr>
       </w:pPr>
-      <w:bookmarkStart w:id="152" w:name="_Tocd19e3851"/>
-      <w:bookmarkStart w:id="151" w:name="_Refd19e3851"/>
+      <w:bookmarkStart w:id="152" w:name="_Tocd19e4124"/>
+      <w:bookmarkStart w:id="151" w:name="_Refd19e4124"/>
       <w:r>
         <w:t/>
       </w:r>
@@ -12698,8 +12536,8 @@
           <w:numId w:val="194"/>
         </w:numPr>
       </w:pPr>
-      <w:bookmarkStart w:id="154" w:name="_Tocd19e4044"/>
-      <w:bookmarkStart w:id="153" w:name="_Refd19e4044"/>
+      <w:bookmarkStart w:id="154" w:name="_Tocd19e4331"/>
+      <w:bookmarkStart w:id="153" w:name="_Refd19e4331"/>
       <w:r>
         <w:t/>
       </w:r>
@@ -12719,8 +12557,8 @@
           <w:numId w:val="195"/>
         </w:numPr>
       </w:pPr>
-      <w:bookmarkStart w:id="156" w:name="_Tocd19e4051"/>
-      <w:bookmarkStart w:id="155" w:name="_Refd19e4051"/>
+      <w:bookmarkStart w:id="156" w:name="_Tocd19e4339"/>
+      <w:bookmarkStart w:id="155" w:name="_Refd19e4339"/>
       <w:r>
         <w:t/>
       </w:r>
@@ -12759,8 +12597,8 @@
           <w:numId w:val="196"/>
         </w:numPr>
       </w:pPr>
-      <w:bookmarkStart w:id="158" w:name="_Tocd19e4064"/>
-      <w:bookmarkStart w:id="157" w:name="_Refd19e4064"/>
+      <w:bookmarkStart w:id="158" w:name="_Tocd19e4354"/>
+      <w:bookmarkStart w:id="157" w:name="_Refd19e4354"/>
       <w:r>
         <w:t/>
       </w:r>
@@ -12936,8 +12774,8 @@
           <w:numId w:val="198"/>
         </w:numPr>
       </w:pPr>
-      <w:bookmarkStart w:id="160" w:name="_Tocd19e4123"/>
-      <w:bookmarkStart w:id="159" w:name="_Refd19e4123"/>
+      <w:bookmarkStart w:id="160" w:name="_Tocd19e4423"/>
+      <w:bookmarkStart w:id="159" w:name="_Refd19e4423"/>
       <w:r>
         <w:t/>
       </w:r>
@@ -13008,8 +12846,8 @@
           <w:numId w:val="199"/>
         </w:numPr>
       </w:pPr>
-      <w:bookmarkStart w:id="162" w:name="_Tocd19e4145"/>
-      <w:bookmarkStart w:id="161" w:name="_Refd19e4145"/>
+      <w:bookmarkStart w:id="162" w:name="_Tocd19e4448"/>
+      <w:bookmarkStart w:id="161" w:name="_Refd19e4448"/>
       <w:r>
         <w:t/>
       </w:r>
@@ -13135,8 +12973,8 @@
           <w:numId w:val="200"/>
         </w:numPr>
       </w:pPr>
-      <w:bookmarkStart w:id="164" w:name="_Tocd19e4182"/>
-      <w:bookmarkStart w:id="163" w:name="_Refd19e4182"/>
+      <w:bookmarkStart w:id="164" w:name="_Tocd19e4488"/>
+      <w:bookmarkStart w:id="163" w:name="_Refd19e4488"/>
       <w:r>
         <w:t/>
       </w:r>
@@ -13156,8 +12994,8 @@
           <w:numId w:val="201"/>
         </w:numPr>
       </w:pPr>
-      <w:bookmarkStart w:id="166" w:name="_Tocd19e4189"/>
-      <w:bookmarkStart w:id="165" w:name="_Refd19e4189"/>
+      <w:bookmarkStart w:id="166" w:name="_Tocd19e4496"/>
+      <w:bookmarkStart w:id="165" w:name="_Refd19e4496"/>
       <w:r>
         <w:t/>
       </w:r>
@@ -13253,8 +13091,8 @@
           <w:numId w:val="202"/>
         </w:numPr>
       </w:pPr>
-      <w:bookmarkStart w:id="168" w:name="_Tocd19e4220"/>
-      <w:bookmarkStart w:id="167" w:name="_Refd19e4220"/>
+      <w:bookmarkStart w:id="168" w:name="_Tocd19e4532"/>
+      <w:bookmarkStart w:id="167" w:name="_Refd19e4532"/>
       <w:r>
         <w:t/>
       </w:r>
@@ -13274,8 +13112,8 @@
           <w:numId w:val="203"/>
         </w:numPr>
       </w:pPr>
-      <w:bookmarkStart w:id="170" w:name="_Tocd19e4227"/>
-      <w:bookmarkStart w:id="169" w:name="_Refd19e4227"/>
+      <w:bookmarkStart w:id="170" w:name="_Tocd19e4540"/>
+      <w:bookmarkStart w:id="169" w:name="_Refd19e4540"/>
       <w:r>
         <w:t/>
       </w:r>
@@ -13406,9 +13244,9 @@
       <w:pPr>
         <w:pStyle w:val="Heading2"/>
       </w:pPr>
-      <w:bookmarkStart w:id="171" w:name="_Numd19e4275"/>
-      <w:bookmarkStart w:id="172" w:name="_Refd19e4275"/>
-      <w:bookmarkStart w:id="173" w:name="_Tocd19e4275"/>
+      <w:bookmarkStart w:id="171" w:name="_Numd19e4597"/>
+      <w:bookmarkStart w:id="172" w:name="_Refd19e4597"/>
+      <w:bookmarkStart w:id="173" w:name="_Tocd19e4597"/>
       <w:r>
         <w:t/>
       </w:r>
@@ -13427,9 +13265,9 @@
       <w:pPr>
         <w:pStyle w:val="Heading3"/>
       </w:pPr>
-      <w:bookmarkStart w:id="174" w:name="_Numd19e4288"/>
-      <w:bookmarkStart w:id="175" w:name="_Refd19e4288"/>
-      <w:bookmarkStart w:id="176" w:name="_Tocd19e4288"/>
+      <w:bookmarkStart w:id="174" w:name="_Numd19e4610"/>
+      <w:bookmarkStart w:id="175" w:name="_Refd19e4610"/>
+      <w:bookmarkStart w:id="176" w:name="_Tocd19e4610"/>
       <w:r>
         <w:t/>
       </w:r>
@@ -13664,7 +13502,7 @@
         <w:rPr>
           <w:noProof/>
         </w:rPr>
-        <w:t>5302.101   Definitions</w:t>
+        <w:t>Heading 3</w:t>
       </w:r>
     </w:fldSimple>
   </w:p>
@@ -25163,7 +25001,7 @@
   <w:style w:type="paragraph" w:default="1" w:styleId="Normal">
     <w:name w:val="Normal"/>
     <w:qFormat/>
-    <w:rsid w:val="00792F9E"/>
+    <w:rsid w:val="0035396F"/>
     <w:rPr>
       <w:rFonts w:ascii="Times New Roman" w:hAnsi="Times New Roman"/>
     </w:rPr>
@@ -25280,67 +25118,42 @@
   </w:style>
   <w:style w:type="paragraph" w:styleId="Heading6">
     <w:name w:val="heading 6"/>
-    <w:basedOn w:val="Normal"/>
+    <w:basedOn w:val="Heading4"/>
     <w:next w:val="BodyText"/>
     <w:link w:val="Heading6Char"/>
     <w:uiPriority w:val="9"/>
     <w:unhideWhenUsed/>
     <w:qFormat/>
-    <w:rsid w:val="00D068E1"/>
+    <w:rsid w:val="002D4362"/>
     <w:pPr>
-      <w:keepNext/>
-      <w:keepLines/>
-      <w:spacing w:before="40"/>
       <w:outlineLvl w:val="5"/>
     </w:pPr>
-    <w:rPr>
-      <w:rFonts w:eastAsiaTheme="majorEastAsia" w:cstheme="majorBidi"/>
-      <w:color w:val="1F3763" w:themeColor="accent1" w:themeShade="7F"/>
-    </w:rPr>
   </w:style>
   <w:style w:type="paragraph" w:styleId="Heading7">
     <w:name w:val="heading 7"/>
-    <w:basedOn w:val="Normal"/>
+    <w:basedOn w:val="Heading6"/>
     <w:next w:val="BodyText"/>
     <w:link w:val="Heading7Char"/>
     <w:uiPriority w:val="9"/>
     <w:unhideWhenUsed/>
     <w:qFormat/>
-    <w:rsid w:val="005043CB"/>
+    <w:rsid w:val="002D4362"/>
     <w:pPr>
-      <w:keepNext/>
-      <w:keepLines/>
-      <w:spacing w:before="40"/>
       <w:outlineLvl w:val="6"/>
     </w:pPr>
-    <w:rPr>
-      <w:rFonts w:asciiTheme="majorHAnsi" w:eastAsiaTheme="majorEastAsia" w:hAnsiTheme="majorHAnsi" w:cstheme="majorBidi"/>
-      <w:i/>
-      <w:iCs/>
-      <w:color w:val="1F3763" w:themeColor="accent1" w:themeShade="7F"/>
-    </w:rPr>
   </w:style>
   <w:style w:type="paragraph" w:styleId="Heading8">
     <w:name w:val="heading 8"/>
-    <w:basedOn w:val="Normal"/>
+    <w:basedOn w:val="Heading7"/>
     <w:next w:val="BodyText"/>
     <w:link w:val="Heading8Char"/>
     <w:uiPriority w:val="9"/>
     <w:unhideWhenUsed/>
     <w:qFormat/>
-    <w:rsid w:val="005043CB"/>
+    <w:rsid w:val="002D4362"/>
     <w:pPr>
-      <w:keepNext/>
-      <w:keepLines/>
-      <w:spacing w:before="40"/>
       <w:outlineLvl w:val="7"/>
     </w:pPr>
-    <w:rPr>
-      <w:rFonts w:asciiTheme="majorHAnsi" w:eastAsiaTheme="majorEastAsia" w:hAnsiTheme="majorHAnsi" w:cstheme="majorBidi"/>
-      <w:color w:val="272727" w:themeColor="text1" w:themeTint="D8"/>
-      <w:sz w:val="21"/>
-      <w:szCs w:val="21"/>
-    </w:rPr>
   </w:style>
   <w:style w:type="paragraph" w:styleId="Heading9">
     <w:name w:val="heading 9"/>
@@ -25591,10 +25404,11 @@
     <w:basedOn w:val="DefaultParagraphFont"/>
     <w:link w:val="Heading6"/>
     <w:uiPriority w:val="9"/>
-    <w:rsid w:val="00D068E1"/>
+    <w:rsid w:val="002D4362"/>
     <w:rPr>
       <w:rFonts w:ascii="Times New Roman" w:eastAsiaTheme="majorEastAsia" w:hAnsi="Times New Roman" w:cstheme="majorBidi"/>
-      <w:color w:val="1F3763" w:themeColor="accent1" w:themeShade="7F"/>
+      <w:b/>
+      <w:iCs/>
     </w:rPr>
   </w:style>
   <w:style w:type="character" w:customStyle="1" w:styleId="Heading7Char">
@@ -25602,12 +25416,11 @@
     <w:basedOn w:val="DefaultParagraphFont"/>
     <w:link w:val="Heading7"/>
     <w:uiPriority w:val="9"/>
-    <w:rsid w:val="005043CB"/>
+    <w:rsid w:val="002D4362"/>
     <w:rPr>
-      <w:rFonts w:asciiTheme="majorHAnsi" w:eastAsiaTheme="majorEastAsia" w:hAnsiTheme="majorHAnsi" w:cstheme="majorBidi"/>
-      <w:i/>
+      <w:rFonts w:ascii="Times New Roman" w:eastAsiaTheme="majorEastAsia" w:hAnsi="Times New Roman" w:cstheme="majorBidi"/>
+      <w:b/>
       <w:iCs/>
-      <w:color w:val="1F3763" w:themeColor="accent1" w:themeShade="7F"/>
     </w:rPr>
   </w:style>
   <w:style w:type="character" w:customStyle="1" w:styleId="Heading8Char">
@@ -25615,12 +25428,11 @@
     <w:basedOn w:val="DefaultParagraphFont"/>
     <w:link w:val="Heading8"/>
     <w:uiPriority w:val="9"/>
-    <w:rsid w:val="005043CB"/>
+    <w:rsid w:val="002D4362"/>
     <w:rPr>
-      <w:rFonts w:asciiTheme="majorHAnsi" w:eastAsiaTheme="majorEastAsia" w:hAnsiTheme="majorHAnsi" w:cstheme="majorBidi"/>
-      <w:color w:val="272727" w:themeColor="text1" w:themeTint="D8"/>
-      <w:sz w:val="21"/>
-      <w:szCs w:val="21"/>
+      <w:rFonts w:ascii="Times New Roman" w:eastAsiaTheme="majorEastAsia" w:hAnsi="Times New Roman" w:cstheme="majorBidi"/>
+      <w:b/>
+      <w:iCs/>
     </w:rPr>
   </w:style>
   <w:style w:type="character" w:customStyle="1" w:styleId="Heading9Char">
